--- a/fuentes/TL_DC_M3_RFC_CF01_DU.docx
+++ b/fuentes/TL_DC_M3_RFC_CF01_DU.docx
@@ -14663,7 +14663,39 @@
               <w:t>El</w:t>
             </w:r>
             <w:r>
-              <w:t xml:space="preserve"> campesinado y el arte de la agricultura. Un manifiesto chayanoviano de Jan Douwe van der Ploeg.</w:t>
+              <w:t xml:space="preserve"> campesinado y el arte de la agricultura. Un manifiesto </w:t>
+            </w:r>
+            <w:proofErr w:type="spellStart"/>
+            <w:r>
+              <w:t>chayanoviano</w:t>
+            </w:r>
+            <w:proofErr w:type="spellEnd"/>
+            <w:r>
+              <w:t xml:space="preserve"> de Jan </w:t>
+            </w:r>
+            <w:proofErr w:type="spellStart"/>
+            <w:r>
+              <w:t>Douwe</w:t>
+            </w:r>
+            <w:proofErr w:type="spellEnd"/>
+            <w:r>
+              <w:t xml:space="preserve"> van </w:t>
+            </w:r>
+            <w:proofErr w:type="spellStart"/>
+            <w:r>
+              <w:t>der</w:t>
+            </w:r>
+            <w:proofErr w:type="spellEnd"/>
+            <w:r>
+              <w:t xml:space="preserve"> </w:t>
+            </w:r>
+            <w:proofErr w:type="spellStart"/>
+            <w:r>
+              <w:t>Ploeg</w:t>
+            </w:r>
+            <w:proofErr w:type="spellEnd"/>
+            <w:r>
+              <w:t>.</w:t>
             </w:r>
           </w:p>
         </w:tc>
@@ -14734,7 +14766,23 @@
               <w:pStyle w:val="Tablas"/>
             </w:pPr>
             <w:r>
-              <w:t>Jorge Eduardo Londoño Ulloa. (2024). Profesor Jan Douwe Van Der Ploeg - P</w:t>
+              <w:t xml:space="preserve">Jorge Eduardo Londoño Ulloa. (2024). Profesor Jan </w:t>
+            </w:r>
+            <w:proofErr w:type="spellStart"/>
+            <w:r>
+              <w:t>Douwe</w:t>
+            </w:r>
+            <w:proofErr w:type="spellEnd"/>
+            <w:r>
+              <w:t xml:space="preserve"> Van Der </w:t>
+            </w:r>
+            <w:proofErr w:type="spellStart"/>
+            <w:r>
+              <w:t>Ploeg</w:t>
+            </w:r>
+            <w:proofErr w:type="spellEnd"/>
+            <w:r>
+              <w:t xml:space="preserve"> - P</w:t>
             </w:r>
             <w:r>
               <w:t>ó</w:t>
@@ -14814,7 +14862,31 @@
               <w:pStyle w:val="Tablas"/>
             </w:pPr>
             <w:r>
-              <w:t>Jorge Eduardo Londoño Ulloa. (2024). La visita del profesor Jan Douwe van der Ploeg.</w:t>
+              <w:t xml:space="preserve">Jorge Eduardo Londoño Ulloa. (2024). La visita del profesor Jan </w:t>
+            </w:r>
+            <w:proofErr w:type="spellStart"/>
+            <w:r>
+              <w:t>Douwe</w:t>
+            </w:r>
+            <w:proofErr w:type="spellEnd"/>
+            <w:r>
+              <w:t xml:space="preserve"> van </w:t>
+            </w:r>
+            <w:proofErr w:type="spellStart"/>
+            <w:r>
+              <w:t>der</w:t>
+            </w:r>
+            <w:proofErr w:type="spellEnd"/>
+            <w:r>
+              <w:t xml:space="preserve"> </w:t>
+            </w:r>
+            <w:proofErr w:type="spellStart"/>
+            <w:r>
+              <w:t>Ploeg</w:t>
+            </w:r>
+            <w:proofErr w:type="spellEnd"/>
+            <w:r>
+              <w:t>.</w:t>
             </w:r>
             <w:r>
               <w:t xml:space="preserve"> </w:t>
@@ -15096,13 +15168,29 @@
         <w:t>;</w:t>
       </w:r>
       <w:r>
-        <w:t xml:space="preserve"> Chohan, J., y Escobar, M. P. (2023). </w:t>
-      </w:r>
+        <w:t xml:space="preserve"> </w:t>
+      </w:r>
+      <w:proofErr w:type="spellStart"/>
+      <w:r>
+        <w:t>Chohan</w:t>
+      </w:r>
+      <w:proofErr w:type="spellEnd"/>
+      <w:r>
+        <w:t xml:space="preserve">, J., y Escobar, M. P. (2023). </w:t>
+      </w:r>
+      <w:proofErr w:type="spellStart"/>
       <w:r>
         <w:rPr>
           <w:lang w:val="en-US"/>
         </w:rPr>
-        <w:t>Agro-extractivism and neoliberal conservation: Campesino abandonment in the Boyacá páramos, Colombia. Journal of Rural Studies.</w:t>
+        <w:t>Agro-extractivism</w:t>
+      </w:r>
+      <w:proofErr w:type="spellEnd"/>
+      <w:r>
+        <w:rPr>
+          <w:lang w:val="en-US"/>
+        </w:rPr>
+        <w:t xml:space="preserve"> and neoliberal conservation: Campesino abandonment in the Boyacá páramos, Colombia. Journal of Rural Studies.</w:t>
       </w:r>
     </w:p>
     <w:p>
@@ -15115,7 +15203,49 @@
         <w:rPr>
           <w:lang w:val="en-US"/>
         </w:rPr>
-        <w:t>Chohan, J. (2024). The corporate food regime in conflict zones: Armed violence and agriculture in the Zona de Reserva Campesina-Valle del Río Cimitarra, Colombia. Geoforum.</w:t>
+        <w:t xml:space="preserve">Chohan, J. (2024). The corporate food regime in conflict zones: Armed violence and agriculture in the Zona de </w:t>
+      </w:r>
+      <w:proofErr w:type="spellStart"/>
+      <w:r>
+        <w:rPr>
+          <w:lang w:val="en-US"/>
+        </w:rPr>
+        <w:t>Reserva</w:t>
+      </w:r>
+      <w:proofErr w:type="spellEnd"/>
+      <w:r>
+        <w:rPr>
+          <w:lang w:val="en-US"/>
+        </w:rPr>
+        <w:t xml:space="preserve"> Campesina-Valle del Río </w:t>
+      </w:r>
+      <w:proofErr w:type="spellStart"/>
+      <w:r>
+        <w:rPr>
+          <w:lang w:val="en-US"/>
+        </w:rPr>
+        <w:t>Cimitarra</w:t>
+      </w:r>
+      <w:proofErr w:type="spellEnd"/>
+      <w:r>
+        <w:rPr>
+          <w:lang w:val="en-US"/>
+        </w:rPr>
+        <w:t xml:space="preserve">, Colombia. </w:t>
+      </w:r>
+      <w:proofErr w:type="spellStart"/>
+      <w:r>
+        <w:rPr>
+          <w:lang w:val="en-US"/>
+        </w:rPr>
+        <w:t>Geoforum</w:t>
+      </w:r>
+      <w:proofErr w:type="spellEnd"/>
+      <w:r>
+        <w:rPr>
+          <w:lang w:val="en-US"/>
+        </w:rPr>
+        <w:t>.</w:t>
       </w:r>
     </w:p>
     <w:p>
@@ -15123,10 +15253,37 @@
         <w:rPr>
           <w:lang w:val="en-US"/>
         </w:rPr>
-        <w:t xml:space="preserve">Chohan, J., Téllez, J., Eisler, M., et al. (2023). Agropastoralism and re-peasantisation: The importance of mobility and social networks in the páramos of Boyacá, Colombia. </w:t>
-      </w:r>
-      <w:r>
-        <w:t>Agriculture and Human Values.</w:t>
+        <w:t>Chohan, J., Téllez, J., Eisler, M., et al. (2023). Agropastoralism and re-</w:t>
+      </w:r>
+      <w:proofErr w:type="spellStart"/>
+      <w:r>
+        <w:rPr>
+          <w:lang w:val="en-US"/>
+        </w:rPr>
+        <w:t>peasantisation</w:t>
+      </w:r>
+      <w:proofErr w:type="spellEnd"/>
+      <w:r>
+        <w:rPr>
+          <w:lang w:val="en-US"/>
+        </w:rPr>
+        <w:t xml:space="preserve">: The importance of mobility and social networks in the páramos of Boyacá, Colombia. </w:t>
+      </w:r>
+      <w:proofErr w:type="spellStart"/>
+      <w:r>
+        <w:t>Agriculture</w:t>
+      </w:r>
+      <w:proofErr w:type="spellEnd"/>
+      <w:r>
+        <w:t xml:space="preserve"> and Human </w:t>
+      </w:r>
+      <w:proofErr w:type="spellStart"/>
+      <w:r>
+        <w:t>Values</w:t>
+      </w:r>
+      <w:proofErr w:type="spellEnd"/>
+      <w:r>
+        <w:t>.</w:t>
       </w:r>
     </w:p>
     <w:p>
@@ -15280,12 +15437,44 @@
     </w:p>
     <w:p>
       <w:r>
-        <w:t>Van der Ploeg, J. D. (2025). Agricultura campesina: una promesa para el futuro.</w:t>
+        <w:t xml:space="preserve">Van </w:t>
+      </w:r>
+      <w:proofErr w:type="spellStart"/>
+      <w:r>
+        <w:t>der</w:t>
+      </w:r>
+      <w:proofErr w:type="spellEnd"/>
+      <w:r>
+        <w:t xml:space="preserve"> </w:t>
+      </w:r>
+      <w:proofErr w:type="spellStart"/>
+      <w:r>
+        <w:t>Ploeg</w:t>
+      </w:r>
+      <w:proofErr w:type="spellEnd"/>
+      <w:r>
+        <w:t>, J. D. (2025). Agricultura campesina: una promesa para el futuro.</w:t>
       </w:r>
     </w:p>
     <w:p>
       <w:r>
-        <w:t>Van der Ploeg, J. D. (2025). Hambre Cero: el campo. Documento de trabajo.</w:t>
+        <w:t xml:space="preserve">Van </w:t>
+      </w:r>
+      <w:proofErr w:type="spellStart"/>
+      <w:r>
+        <w:t>der</w:t>
+      </w:r>
+      <w:proofErr w:type="spellEnd"/>
+      <w:r>
+        <w:t xml:space="preserve"> </w:t>
+      </w:r>
+      <w:proofErr w:type="spellStart"/>
+      <w:r>
+        <w:t>Ploeg</w:t>
+      </w:r>
+      <w:proofErr w:type="spellEnd"/>
+      <w:r>
+        <w:t>, J. D. (2025). Hambre Cero: el campo. Documento de trabajo.</w:t>
       </w:r>
     </w:p>
     <w:p>
@@ -48044,10 +48233,6 @@
 </file>
 
 <file path=customXml/item1.xml><?xml version="1.0" encoding="utf-8"?>
-<b:Sources xmlns:b="http://schemas.openxmlformats.org/officeDocument/2006/bibliography" xmlns="http://schemas.openxmlformats.org/officeDocument/2006/bibliography" SelectedStyle="\APASixthEditionOfficeOnline.xsl" StyleName="APA" Version="6"/>
-</file>
-
-<file path=customXml/item2.xml><?xml version="1.0" encoding="utf-8"?>
 <ct:contentTypeSchema xmlns:ct="http://schemas.microsoft.com/office/2006/metadata/contentType" xmlns:ma="http://schemas.microsoft.com/office/2006/metadata/properties/metaAttributes" ct:_="" ma:_="" ma:contentTypeName="Documento" ma:contentTypeID="0x010100EA8A463C70CDF94EBCEAEE24D04F3F8A" ma:contentTypeVersion="12" ma:contentTypeDescription="Crear nuevo documento." ma:contentTypeScope="" ma:versionID="834bbb5c95a1a702615a1bc2f17b6ed0">
   <xsd:schema xmlns:xsd="http://www.w3.org/2001/XMLSchema" xmlns:xs="http://www.w3.org/2001/XMLSchema" xmlns:p="http://schemas.microsoft.com/office/2006/metadata/properties" xmlns:ns2="d174a4fb-80c2-4523-8d89-375030acacbf" xmlns:ns3="b250f519-6473-4480-8c44-6ee3a3a530c3" targetNamespace="http://schemas.microsoft.com/office/2006/metadata/properties" ma:root="true" ma:fieldsID="0fcfb8cdf97bd451fb080aad8514c60e" ns2:_="" ns3:_="">
     <xsd:import namespace="d174a4fb-80c2-4523-8d89-375030acacbf"/>
@@ -48248,7 +48433,20 @@
 </ct:contentTypeSchema>
 </file>
 
+<file path=customXml/item2.xml><?xml version="1.0" encoding="utf-8"?>
+<b:Sources xmlns:b="http://schemas.openxmlformats.org/officeDocument/2006/bibliography" xmlns="http://schemas.openxmlformats.org/officeDocument/2006/bibliography" SelectedStyle="\APASixthEditionOfficeOnline.xsl" StyleName="APA" Version="6"/>
+</file>
+
 <file path=customXml/item3.xml><?xml version="1.0" encoding="utf-8"?>
+<?mso-contentType ?>
+<FormTemplates xmlns="http://schemas.microsoft.com/sharepoint/v3/contenttype/forms">
+  <Display>DocumentLibraryForm</Display>
+  <Edit>DocumentLibraryForm</Edit>
+  <New>DocumentLibraryForm</New>
+</FormTemplates>
+</file>
+
+<file path=customXml/item4.xml><?xml version="1.0" encoding="utf-8"?>
 <p:properties xmlns:p="http://schemas.microsoft.com/office/2006/metadata/properties" xmlns:xsi="http://www.w3.org/2001/XMLSchema-instance" xmlns:pc="http://schemas.microsoft.com/office/infopath/2007/PartnerControls">
   <documentManagement>
     <TaxCatchAll xmlns="b250f519-6473-4480-8c44-6ee3a3a530c3" xsi:nil="true"/>
@@ -48259,16 +48457,11 @@
 </p:properties>
 </file>
 
-<file path=customXml/item4.xml><?xml version="1.0" encoding="utf-8"?>
-<?mso-contentType ?>
-<FormTemplates xmlns="http://schemas.microsoft.com/sharepoint/v3/contenttype/forms">
-  <Display>DocumentLibraryForm</Display>
-  <Edit>DocumentLibraryForm</Edit>
-  <New>DocumentLibraryForm</New>
-</FormTemplates>
+<file path=customXml/itemProps1.xml><?xml version="1.0" encoding="utf-8"?>
+<ds:datastoreItem xmlns:ds="http://schemas.openxmlformats.org/officeDocument/2006/customXml" ds:itemID="{D6BE3A12-F863-4986-AF1B-885C50A9D406}"/>
 </file>
 
-<file path=customXml/itemProps1.xml><?xml version="1.0" encoding="utf-8"?>
+<file path=customXml/itemProps2.xml><?xml version="1.0" encoding="utf-8"?>
 <ds:datastoreItem xmlns:ds="http://schemas.openxmlformats.org/officeDocument/2006/customXml" ds:itemID="{EAE431FD-7059-4C09-804B-C9D69EB7B213}">
   <ds:schemaRefs>
     <ds:schemaRef ds:uri="http://schemas.openxmlformats.org/officeDocument/2006/bibliography"/>
@@ -48276,11 +48469,15 @@
 </ds:datastoreItem>
 </file>
 
-<file path=customXml/itemProps2.xml><?xml version="1.0" encoding="utf-8"?>
-<ds:datastoreItem xmlns:ds="http://schemas.openxmlformats.org/officeDocument/2006/customXml" ds:itemID="{8A3E6FAD-3AD5-4994-A004-F1F0D6EE838C}"/>
+<file path=customXml/itemProps3.xml><?xml version="1.0" encoding="utf-8"?>
+<ds:datastoreItem xmlns:ds="http://schemas.openxmlformats.org/officeDocument/2006/customXml" ds:itemID="{10663269-2064-4804-8290-36D4A57F5557}">
+  <ds:schemaRefs>
+    <ds:schemaRef ds:uri="http://schemas.microsoft.com/sharepoint/v3/contenttype/forms"/>
+  </ds:schemaRefs>
+</ds:datastoreItem>
 </file>
 
-<file path=customXml/itemProps3.xml><?xml version="1.0" encoding="utf-8"?>
+<file path=customXml/itemProps4.xml><?xml version="1.0" encoding="utf-8"?>
 <ds:datastoreItem xmlns:ds="http://schemas.openxmlformats.org/officeDocument/2006/customXml" ds:itemID="{1279454D-02BE-4A9C-A117-DCD1573E2608}">
   <ds:schemaRefs>
     <ds:schemaRef ds:uri="http://schemas.microsoft.com/office/2006/metadata/properties"/>
@@ -48289,12 +48486,4 @@
     <ds:schemaRef ds:uri="43a3ca16-9c26-4813-b83f-4aec9927b43f"/>
   </ds:schemaRefs>
 </ds:datastoreItem>
-</file>
-
-<file path=customXml/itemProps4.xml><?xml version="1.0" encoding="utf-8"?>
-<ds:datastoreItem xmlns:ds="http://schemas.openxmlformats.org/officeDocument/2006/customXml" ds:itemID="{10663269-2064-4804-8290-36D4A57F5557}">
-  <ds:schemaRefs>
-    <ds:schemaRef ds:uri="http://schemas.microsoft.com/sharepoint/v3/contenttype/forms"/>
-  </ds:schemaRefs>
-</ds:datastoreItem>
 </file>